--- a/Session12_ex02.docx
+++ b/Session12_ex02.docx
@@ -43,15 +43,7 @@
           <w:b/>
           <w:bCs/>
         </w:rPr>
-        <w:t xml:space="preserve">1. </w:t>
-      </w:r>
-      <w:r>
-        <w:rPr>
-          <w:rFonts w:ascii="Times New Roman" w:hAnsi="Times New Roman" w:cs="Times New Roman"/>
-          <w:b/>
-          <w:bCs/>
-        </w:rPr>
-        <w:t>Giải thích:</w:t>
+        <w:t>1. Giải thích:</w:t>
       </w:r>
     </w:p>
     <w:p>
@@ -234,10 +226,10 @@
           <w:bCs/>
         </w:rPr>
         <w:drawing>
-          <wp:inline distT="0" distB="0" distL="0" distR="0" wp14:anchorId="44705DA3" wp14:editId="4D72C714">
-            <wp:extent cx="2990215" cy="2110740"/>
-            <wp:effectExtent l="0" t="0" r="635" b="3810"/>
-            <wp:docPr id="1037988910" name="Picture 1"/>
+          <wp:inline distT="0" distB="0" distL="0" distR="0" wp14:anchorId="1ACC99DC" wp14:editId="6E3CE0FD">
+            <wp:extent cx="2990215" cy="2395855"/>
+            <wp:effectExtent l="0" t="0" r="635" b="4445"/>
+            <wp:docPr id="1232487903" name="Picture 1"/>
             <wp:cNvGraphicFramePr>
               <a:graphicFrameLocks xmlns:a="http://schemas.openxmlformats.org/drawingml/2006/main" noChangeAspect="1"/>
             </wp:cNvGraphicFramePr>
@@ -245,7 +237,7 @@
               <a:graphicData uri="http://schemas.openxmlformats.org/drawingml/2006/picture">
                 <pic:pic xmlns:pic="http://schemas.openxmlformats.org/drawingml/2006/picture">
                   <pic:nvPicPr>
-                    <pic:cNvPr id="1037988910" name=""/>
+                    <pic:cNvPr id="1232487903" name=""/>
                     <pic:cNvPicPr/>
                   </pic:nvPicPr>
                   <pic:blipFill>
@@ -257,7 +249,7 @@
                   <pic:spPr>
                     <a:xfrm>
                       <a:off x="0" y="0"/>
-                      <a:ext cx="2990215" cy="2110740"/>
+                      <a:ext cx="2990215" cy="2395855"/>
                     </a:xfrm>
                     <a:prstGeom prst="rect">
                       <a:avLst/>
@@ -304,10 +296,10 @@
           <w:bCs/>
         </w:rPr>
         <w:drawing>
-          <wp:inline distT="0" distB="0" distL="0" distR="0" wp14:anchorId="004E3317" wp14:editId="0664BE9A">
-            <wp:extent cx="2990215" cy="2209800"/>
-            <wp:effectExtent l="0" t="0" r="635" b="0"/>
-            <wp:docPr id="132599573" name="Picture 1"/>
+          <wp:inline distT="0" distB="0" distL="0" distR="0" wp14:anchorId="5FA15B54" wp14:editId="02B11A55">
+            <wp:extent cx="2990215" cy="2353945"/>
+            <wp:effectExtent l="0" t="0" r="635" b="8255"/>
+            <wp:docPr id="23875809" name="Picture 1"/>
             <wp:cNvGraphicFramePr>
               <a:graphicFrameLocks xmlns:a="http://schemas.openxmlformats.org/drawingml/2006/main" noChangeAspect="1"/>
             </wp:cNvGraphicFramePr>
@@ -315,7 +307,7 @@
               <a:graphicData uri="http://schemas.openxmlformats.org/drawingml/2006/picture">
                 <pic:pic xmlns:pic="http://schemas.openxmlformats.org/drawingml/2006/picture">
                   <pic:nvPicPr>
-                    <pic:cNvPr id="132599573" name=""/>
+                    <pic:cNvPr id="23875809" name=""/>
                     <pic:cNvPicPr/>
                   </pic:nvPicPr>
                   <pic:blipFill>
@@ -327,7 +319,7 @@
                   <pic:spPr>
                     <a:xfrm>
                       <a:off x="0" y="0"/>
-                      <a:ext cx="2990215" cy="2209800"/>
+                      <a:ext cx="2990215" cy="2353945"/>
                     </a:xfrm>
                     <a:prstGeom prst="rect">
                       <a:avLst/>
@@ -375,10 +367,10 @@
         </w:rPr>
         <w:lastRenderedPageBreak/>
         <w:drawing>
-          <wp:inline distT="0" distB="0" distL="0" distR="0" wp14:anchorId="35F61840" wp14:editId="7446133F">
-            <wp:extent cx="2990215" cy="2144395"/>
-            <wp:effectExtent l="0" t="0" r="635" b="8255"/>
-            <wp:docPr id="293451232" name="Picture 1"/>
+          <wp:inline distT="0" distB="0" distL="0" distR="0" wp14:anchorId="4FBE8463" wp14:editId="17FC9A9E">
+            <wp:extent cx="2990215" cy="2232660"/>
+            <wp:effectExtent l="0" t="0" r="635" b="0"/>
+            <wp:docPr id="268279299" name="Picture 1"/>
             <wp:cNvGraphicFramePr>
               <a:graphicFrameLocks xmlns:a="http://schemas.openxmlformats.org/drawingml/2006/main" noChangeAspect="1"/>
             </wp:cNvGraphicFramePr>
@@ -386,7 +378,7 @@
               <a:graphicData uri="http://schemas.openxmlformats.org/drawingml/2006/picture">
                 <pic:pic xmlns:pic="http://schemas.openxmlformats.org/drawingml/2006/picture">
                   <pic:nvPicPr>
-                    <pic:cNvPr id="293451232" name=""/>
+                    <pic:cNvPr id="268279299" name=""/>
                     <pic:cNvPicPr/>
                   </pic:nvPicPr>
                   <pic:blipFill>
@@ -398,7 +390,7 @@
                   <pic:spPr>
                     <a:xfrm>
                       <a:off x="0" y="0"/>
-                      <a:ext cx="2990215" cy="2144395"/>
+                      <a:ext cx="2990215" cy="2232660"/>
                     </a:xfrm>
                     <a:prstGeom prst="rect">
                       <a:avLst/>
@@ -1033,6 +1025,7 @@
   <w:style w:type="character" w:default="1" w:styleId="DefaultParagraphFont">
     <w:name w:val="Default Paragraph Font"/>
     <w:uiPriority w:val="1"/>
+    <w:semiHidden/>
     <w:unhideWhenUsed/>
   </w:style>
   <w:style w:type="table" w:default="1" w:styleId="TableNormal">
